--- a/docs/reporte/Reporte-Tecnico-OTel-MASS-OBAP20264.docx
+++ b/docs/reporte/Reporte-Tecnico-OTel-MASS-OBAP20264.docx
@@ -505,20 +505,44 @@
     <w:p>
       <w:pPr>
         <w:spacing w:before="240"/>
+        <w:rPr>
+          <w:b/>
+        </w:rPr>
+      </w:pPr>
+    </w:p>
+    <w:p>
+      <w:pPr>
+        <w:spacing w:before="240"/>
+        <w:rPr>
+          <w:b/>
+        </w:rPr>
+      </w:pPr>
+    </w:p>
+    <w:p>
+      <w:pPr>
+        <w:spacing w:before="240"/>
       </w:pPr>
       <w:r>
         <w:rPr>
           <w:b/>
         </w:rPr>
-        <w:t>Decisiones de Diseño</w:t>
+        <w:lastRenderedPageBreak/>
+        <w:t xml:space="preserve">Decisiones de </w:t>
       </w:r>
+      <w:proofErr w:type="spellStart"/>
+      <w:r>
+        <w:rPr>
+          <w:b/>
+        </w:rPr>
+        <w:t>Diseño</w:t>
+      </w:r>
+      <w:proofErr w:type="spellEnd"/>
     </w:p>
     <w:p>
       <w:pPr>
         <w:ind w:firstLine="720"/>
       </w:pPr>
       <w:r>
-        <w:lastRenderedPageBreak/>
         <w:t>Instrumentación automática y manual. La automática se activa con el comando opentelemetry-instrument, sin envolver el código: cubre cada petición HTTP, cada consulta SQL y la propagación de contexto W3C (W3C, 2021). Su límite es que desconoce el dominio —observa una sentencia UPDATE, no una reserva de inventario—, por lo que se añadieron tres spans de negocio.</w:t>
       </w:r>
     </w:p>
@@ -578,7 +602,7 @@
         </w:rPr>
         <w:lastRenderedPageBreak/>
         <w:drawing>
-          <wp:inline distT="0" distB="0" distL="0" distR="0" wp14:anchorId="3DE2F29B" wp14:editId="4681F7A1">
+          <wp:inline distT="0" distB="0" distL="0" distR="0" wp14:anchorId="602A31D7" wp14:editId="4DC6EC35">
             <wp:extent cx="3200400" cy="1167345"/>
             <wp:effectExtent l="0" t="0" r="0" b="0"/>
             <wp:docPr id="1" name="Picture 1"/>
@@ -1419,7 +1443,7 @@
           <w:noProof/>
         </w:rPr>
         <w:drawing>
-          <wp:inline distT="0" distB="0" distL="0" distR="0" wp14:anchorId="0305C31E" wp14:editId="0F1B1165">
+          <wp:inline distT="0" distB="0" distL="0" distR="0" wp14:anchorId="636084B2" wp14:editId="08CF7988">
             <wp:extent cx="3108960" cy="1577607"/>
             <wp:effectExtent l="0" t="0" r="0" b="0"/>
             <wp:docPr id="2" name="Picture 2"/>
@@ -1523,7 +1547,15 @@
         <w:ind w:firstLine="720"/>
       </w:pPr>
       <w:r>
-        <w:t xml:space="preserve">Se eligió Google Cloud Platform por </w:t>
+        <w:t xml:space="preserve">Se eligió Google Cloud Platform </w:t>
+      </w:r>
+      <w:proofErr w:type="spellStart"/>
+      <w:r>
+        <w:t>por</w:t>
+      </w:r>
+      <w:proofErr w:type="spellEnd"/>
+      <w:r>
+        <w:t xml:space="preserve"> </w:t>
       </w:r>
       <w:proofErr w:type="spellStart"/>
       <w:r>
@@ -2005,7 +2037,7 @@
           <w:noProof/>
         </w:rPr>
         <w:drawing>
-          <wp:inline distT="0" distB="0" distL="0" distR="0" wp14:anchorId="1C770BB7" wp14:editId="1E09228E">
+          <wp:inline distT="0" distB="0" distL="0" distR="0" wp14:anchorId="1A761A38" wp14:editId="3FD89895">
             <wp:extent cx="3840480" cy="1264696"/>
             <wp:effectExtent l="0" t="0" r="0" b="0"/>
             <wp:docPr id="3" name="Picture 3"/>
@@ -2068,7 +2100,35 @@
         <w:rPr>
           <w:i/>
         </w:rPr>
-        <w:t xml:space="preserve">Registros de esa misma </w:t>
+        <w:t xml:space="preserve">Registros de </w:t>
+      </w:r>
+      <w:proofErr w:type="spellStart"/>
+      <w:r>
+        <w:rPr>
+          <w:i/>
+        </w:rPr>
+        <w:t>esa</w:t>
+      </w:r>
+      <w:proofErr w:type="spellEnd"/>
+      <w:r>
+        <w:rPr>
+          <w:i/>
+        </w:rPr>
+        <w:t xml:space="preserve"> </w:t>
+      </w:r>
+      <w:proofErr w:type="spellStart"/>
+      <w:r>
+        <w:rPr>
+          <w:i/>
+        </w:rPr>
+        <w:t>misma</w:t>
+      </w:r>
+      <w:proofErr w:type="spellEnd"/>
+      <w:r>
+        <w:rPr>
+          <w:i/>
+        </w:rPr>
+        <w:t xml:space="preserve"> </w:t>
       </w:r>
       <w:proofErr w:type="spellStart"/>
       <w:r>
@@ -2109,7 +2169,7 @@
         </w:rPr>
         <w:lastRenderedPageBreak/>
         <w:drawing>
-          <wp:inline distT="0" distB="0" distL="0" distR="0" wp14:anchorId="5F7F6877" wp14:editId="53F1098E">
+          <wp:inline distT="0" distB="0" distL="0" distR="0" wp14:anchorId="7362557B" wp14:editId="1E764938">
             <wp:extent cx="3307408" cy="1580745"/>
             <wp:effectExtent l="0" t="0" r="0" b="0"/>
             <wp:docPr id="4" name="Picture 4"/>
@@ -2177,57 +2237,39 @@
     </w:p>
     <w:p>
       <w:pPr>
-        <w:spacing w:line="480" w:lineRule="auto" w:after="0" w:before="240"/>
+        <w:spacing w:before="240"/>
       </w:pPr>
       <w:r>
         <w:rPr>
-          <w:rFonts w:ascii="Times New Roman" w:hAnsi="Times New Roman" w:eastAsia="Times New Roman"/>
           <w:b/>
-          <w:i w:val="0"/>
-          <w:sz w:val="24"/>
         </w:rPr>
         <w:t>Medición del overhead en la nube.</w:t>
       </w:r>
     </w:p>
     <w:p>
       <w:pPr>
-        <w:spacing w:line="480" w:lineRule="auto" w:after="0" w:before="0"/>
         <w:ind w:firstLine="720"/>
       </w:pPr>
       <w:r>
-        <w:rPr>
-          <w:rFonts w:ascii="Times New Roman" w:hAnsi="Times New Roman" w:eastAsia="Times New Roman"/>
-          <w:b w:val="0"/>
-          <w:i w:val="0"/>
-          <w:sz w:val="24"/>
-        </w:rPr>
         <w:t>El análisis de overhead se repitió sobre Cloud Run con un arnés distinto al local, porque medir desde un equipo remoto introduce tres distorsiones. La latencia de red hasta la región es de unos 182 milisegundos, seis veces el efecto que se pretende medir; por ello la latencia no se cronometra desde el generador de carga, sino que se leen las métricas que la plataforma registra en su propio borde. El autoescalado se neutraliza fijando una sola instancia durante la medición. Y la pérdida de telemetría bajo ráfagas, descrita antes, produciría un sesgo a favor de la instrumentación —al perder datos el servicio realiza menos trabajo y parece más rápido—, de modo que el análisis publica el número de peticiones atendidas por escenario para que ese sesgo sea verificable.</w:t>
       </w:r>
     </w:p>
     <w:p>
       <w:pPr>
-        <w:spacing w:line="480" w:lineRule="auto" w:after="0" w:before="240"/>
+        <w:spacing w:before="240"/>
       </w:pPr>
       <w:r>
         <w:rPr>
-          <w:rFonts w:ascii="Times New Roman" w:hAnsi="Times New Roman" w:eastAsia="Times New Roman"/>
           <w:b/>
-          <w:i w:val="0"/>
-          <w:sz w:val="24"/>
         </w:rPr>
+        <w:lastRenderedPageBreak/>
         <w:t>Tabla 5</w:t>
       </w:r>
     </w:p>
     <w:p>
-      <w:pPr>
-        <w:spacing w:line="480" w:lineRule="auto" w:after="0" w:before="0"/>
-      </w:pPr>
       <w:r>
         <w:rPr>
-          <w:rFonts w:ascii="Times New Roman" w:hAnsi="Times New Roman" w:eastAsia="Times New Roman"/>
-          <w:b w:val="0"/>
           <w:i/>
-          <w:sz w:val="24"/>
         </w:rPr>
         <w:t>Overhead medido en Cloud Run</w:t>
       </w:r>
@@ -2235,8 +2277,8 @@
     <w:tbl>
       <w:tblPr>
         <w:tblStyle w:val="Tablaconcuadrcula"/>
-        <w:tblW w:type="auto" w:w="0"/>
-        <w:tblLook w:firstColumn="1" w:firstRow="1" w:lastColumn="0" w:lastRow="0" w:noHBand="0" w:noVBand="1" w:val="04A0"/>
+        <w:tblW w:w="0" w:type="auto"/>
+        <w:tblLook w:val="04A0" w:firstRow="1" w:lastRow="0" w:firstColumn="1" w:lastColumn="0" w:noHBand="0" w:noVBand="1"/>
       </w:tblPr>
       <w:tblGrid>
         <w:gridCol w:w="2340"/>
@@ -2247,7 +2289,7 @@
       <w:tr>
         <w:tc>
           <w:tcPr>
-            <w:tcW w:type="dxa" w:w="2340"/>
+            <w:tcW w:w="2340" w:type="dxa"/>
           </w:tcPr>
           <w:p>
             <w:pPr>
@@ -2255,7 +2297,6 @@
             </w:pPr>
             <w:r>
               <w:rPr>
-                <w:rFonts w:ascii="Times New Roman" w:hAnsi="Times New Roman"/>
                 <w:b/>
                 <w:sz w:val="20"/>
               </w:rPr>
@@ -2265,7 +2306,7 @@
         </w:tc>
         <w:tc>
           <w:tcPr>
-            <w:tcW w:type="dxa" w:w="2340"/>
+            <w:tcW w:w="2340" w:type="dxa"/>
           </w:tcPr>
           <w:p>
             <w:pPr>
@@ -2273,7 +2314,6 @@
             </w:pPr>
             <w:r>
               <w:rPr>
-                <w:rFonts w:ascii="Times New Roman" w:hAnsi="Times New Roman"/>
                 <w:b/>
                 <w:sz w:val="20"/>
               </w:rPr>
@@ -2283,7 +2323,7 @@
         </w:tc>
         <w:tc>
           <w:tcPr>
-            <w:tcW w:type="dxa" w:w="2340"/>
+            <w:tcW w:w="2340" w:type="dxa"/>
           </w:tcPr>
           <w:p>
             <w:pPr>
@@ -2291,7 +2331,6 @@
             </w:pPr>
             <w:r>
               <w:rPr>
-                <w:rFonts w:ascii="Times New Roman" w:hAnsi="Times New Roman"/>
                 <w:b/>
                 <w:sz w:val="20"/>
               </w:rPr>
@@ -2301,7 +2340,7 @@
         </w:tc>
         <w:tc>
           <w:tcPr>
-            <w:tcW w:type="dxa" w:w="2340"/>
+            <w:tcW w:w="2340" w:type="dxa"/>
           </w:tcPr>
           <w:p>
             <w:pPr>
@@ -2309,7 +2348,6 @@
             </w:pPr>
             <w:r>
               <w:rPr>
-                <w:rFonts w:ascii="Times New Roman" w:hAnsi="Times New Roman"/>
                 <w:b/>
                 <w:sz w:val="20"/>
               </w:rPr>
@@ -2321,7 +2359,7 @@
       <w:tr>
         <w:tc>
           <w:tcPr>
-            <w:tcW w:type="dxa" w:w="2340"/>
+            <w:tcW w:w="2340" w:type="dxa"/>
           </w:tcPr>
           <w:p>
             <w:pPr>
@@ -2329,7 +2367,6 @@
             </w:pPr>
             <w:r>
               <w:rPr>
-                <w:rFonts w:ascii="Times New Roman" w:hAnsi="Times New Roman"/>
                 <w:sz w:val="20"/>
               </w:rPr>
               <w:t>Latencia p50</w:t>
@@ -2338,7 +2375,7 @@
         </w:tc>
         <w:tc>
           <w:tcPr>
-            <w:tcW w:type="dxa" w:w="2340"/>
+            <w:tcW w:w="2340" w:type="dxa"/>
           </w:tcPr>
           <w:p>
             <w:pPr>
@@ -2346,7 +2383,6 @@
             </w:pPr>
             <w:r>
               <w:rPr>
-                <w:rFonts w:ascii="Times New Roman" w:hAnsi="Times New Roman"/>
                 <w:sz w:val="20"/>
               </w:rPr>
               <w:t>74,0 ms</w:t>
@@ -2355,7 +2391,7 @@
         </w:tc>
         <w:tc>
           <w:tcPr>
-            <w:tcW w:type="dxa" w:w="2340"/>
+            <w:tcW w:w="2340" w:type="dxa"/>
           </w:tcPr>
           <w:p>
             <w:pPr>
@@ -2363,7 +2399,6 @@
             </w:pPr>
             <w:r>
               <w:rPr>
-                <w:rFonts w:ascii="Times New Roman" w:hAnsi="Times New Roman"/>
                 <w:sz w:val="20"/>
               </w:rPr>
               <w:t>90,0 ms</w:t>
@@ -2372,7 +2407,7 @@
         </w:tc>
         <w:tc>
           <w:tcPr>
-            <w:tcW w:type="dxa" w:w="2340"/>
+            <w:tcW w:w="2340" w:type="dxa"/>
           </w:tcPr>
           <w:p>
             <w:pPr>
@@ -2380,7 +2415,6 @@
             </w:pPr>
             <w:r>
               <w:rPr>
-                <w:rFonts w:ascii="Times New Roman" w:hAnsi="Times New Roman"/>
                 <w:sz w:val="20"/>
               </w:rPr>
               <w:t>+15,9 ms (21,6 %)</w:t>
@@ -2391,7 +2425,7 @@
       <w:tr>
         <w:tc>
           <w:tcPr>
-            <w:tcW w:type="dxa" w:w="2340"/>
+            <w:tcW w:w="2340" w:type="dxa"/>
           </w:tcPr>
           <w:p>
             <w:pPr>
@@ -2399,7 +2433,6 @@
             </w:pPr>
             <w:r>
               <w:rPr>
-                <w:rFonts w:ascii="Times New Roman" w:hAnsi="Times New Roman"/>
                 <w:sz w:val="20"/>
               </w:rPr>
               <w:t>Latencia p95</w:t>
@@ -2408,7 +2441,7 @@
         </w:tc>
         <w:tc>
           <w:tcPr>
-            <w:tcW w:type="dxa" w:w="2340"/>
+            <w:tcW w:w="2340" w:type="dxa"/>
           </w:tcPr>
           <w:p>
             <w:pPr>
@@ -2416,7 +2449,6 @@
             </w:pPr>
             <w:r>
               <w:rPr>
-                <w:rFonts w:ascii="Times New Roman" w:hAnsi="Times New Roman"/>
                 <w:sz w:val="20"/>
               </w:rPr>
               <w:t>137,7 ms</w:t>
@@ -2425,7 +2457,7 @@
         </w:tc>
         <w:tc>
           <w:tcPr>
-            <w:tcW w:type="dxa" w:w="2340"/>
+            <w:tcW w:w="2340" w:type="dxa"/>
           </w:tcPr>
           <w:p>
             <w:pPr>
@@ -2433,7 +2465,6 @@
             </w:pPr>
             <w:r>
               <w:rPr>
-                <w:rFonts w:ascii="Times New Roman" w:hAnsi="Times New Roman"/>
                 <w:sz w:val="20"/>
               </w:rPr>
               <w:t>158,6 ms</w:t>
@@ -2442,7 +2473,7 @@
         </w:tc>
         <w:tc>
           <w:tcPr>
-            <w:tcW w:type="dxa" w:w="2340"/>
+            <w:tcW w:w="2340" w:type="dxa"/>
           </w:tcPr>
           <w:p>
             <w:pPr>
@@ -2450,7 +2481,6 @@
             </w:pPr>
             <w:r>
               <w:rPr>
-                <w:rFonts w:ascii="Times New Roman" w:hAnsi="Times New Roman"/>
                 <w:sz w:val="20"/>
               </w:rPr>
               <w:t>+21,0 ms (15,2 %)</w:t>
@@ -2461,7 +2491,7 @@
       <w:tr>
         <w:tc>
           <w:tcPr>
-            <w:tcW w:type="dxa" w:w="2340"/>
+            <w:tcW w:w="2340" w:type="dxa"/>
           </w:tcPr>
           <w:p>
             <w:pPr>
@@ -2469,7 +2499,6 @@
             </w:pPr>
             <w:r>
               <w:rPr>
-                <w:rFonts w:ascii="Times New Roman" w:hAnsi="Times New Roman"/>
                 <w:sz w:val="20"/>
               </w:rPr>
               <w:t>Memoria media</w:t>
@@ -2478,7 +2507,7 @@
         </w:tc>
         <w:tc>
           <w:tcPr>
-            <w:tcW w:type="dxa" w:w="2340"/>
+            <w:tcW w:w="2340" w:type="dxa"/>
           </w:tcPr>
           <w:p>
             <w:pPr>
@@ -2486,7 +2515,6 @@
             </w:pPr>
             <w:r>
               <w:rPr>
-                <w:rFonts w:ascii="Times New Roman" w:hAnsi="Times New Roman"/>
                 <w:sz w:val="20"/>
               </w:rPr>
               <w:t>29,3 %</w:t>
@@ -2495,7 +2523,7 @@
         </w:tc>
         <w:tc>
           <w:tcPr>
-            <w:tcW w:type="dxa" w:w="2340"/>
+            <w:tcW w:w="2340" w:type="dxa"/>
           </w:tcPr>
           <w:p>
             <w:pPr>
@@ -2503,7 +2531,6 @@
             </w:pPr>
             <w:r>
               <w:rPr>
-                <w:rFonts w:ascii="Times New Roman" w:hAnsi="Times New Roman"/>
                 <w:sz w:val="20"/>
               </w:rPr>
               <w:t>32,2 %</w:t>
@@ -2512,7 +2539,7 @@
         </w:tc>
         <w:tc>
           <w:tcPr>
-            <w:tcW w:type="dxa" w:w="2340"/>
+            <w:tcW w:w="2340" w:type="dxa"/>
           </w:tcPr>
           <w:p>
             <w:pPr>
@@ -2520,7 +2547,6 @@
             </w:pPr>
             <w:r>
               <w:rPr>
-                <w:rFonts w:ascii="Times New Roman" w:hAnsi="Times New Roman"/>
                 <w:sz w:val="20"/>
               </w:rPr>
               <w:t>+2,9 pp (10,0 %)</w:t>
@@ -2531,7 +2557,7 @@
       <w:tr>
         <w:tc>
           <w:tcPr>
-            <w:tcW w:type="dxa" w:w="2340"/>
+            <w:tcW w:w="2340" w:type="dxa"/>
           </w:tcPr>
           <w:p>
             <w:pPr>
@@ -2539,7 +2565,6 @@
             </w:pPr>
             <w:r>
               <w:rPr>
-                <w:rFonts w:ascii="Times New Roman" w:hAnsi="Times New Roman"/>
                 <w:sz w:val="20"/>
               </w:rPr>
               <w:t>Rendimiento</w:t>
@@ -2548,7 +2573,7 @@
         </w:tc>
         <w:tc>
           <w:tcPr>
-            <w:tcW w:type="dxa" w:w="2340"/>
+            <w:tcW w:w="2340" w:type="dxa"/>
           </w:tcPr>
           <w:p>
             <w:pPr>
@@ -2556,7 +2581,6 @@
             </w:pPr>
             <w:r>
               <w:rPr>
-                <w:rFonts w:ascii="Times New Roman" w:hAnsi="Times New Roman"/>
                 <w:sz w:val="20"/>
               </w:rPr>
               <w:t>47,1 sol/s</w:t>
@@ -2565,7 +2589,7 @@
         </w:tc>
         <w:tc>
           <w:tcPr>
-            <w:tcW w:type="dxa" w:w="2340"/>
+            <w:tcW w:w="2340" w:type="dxa"/>
           </w:tcPr>
           <w:p>
             <w:pPr>
@@ -2573,7 +2597,6 @@
             </w:pPr>
             <w:r>
               <w:rPr>
-                <w:rFonts w:ascii="Times New Roman" w:hAnsi="Times New Roman"/>
                 <w:sz w:val="20"/>
               </w:rPr>
               <w:t>39,2 sol/s</w:t>
@@ -2582,7 +2605,7 @@
         </w:tc>
         <w:tc>
           <w:tcPr>
-            <w:tcW w:type="dxa" w:w="2340"/>
+            <w:tcW w:w="2340" w:type="dxa"/>
           </w:tcPr>
           <w:p>
             <w:pPr>
@@ -2590,7 +2613,6 @@
             </w:pPr>
             <w:r>
               <w:rPr>
-                <w:rFonts w:ascii="Times New Roman" w:hAnsi="Times New Roman"/>
                 <w:sz w:val="20"/>
               </w:rPr>
               <w:t>−16,8 %</w:t>
@@ -2601,13 +2623,10 @@
     </w:tbl>
     <w:p>
       <w:pPr>
-        <w:spacing w:line="240" w:lineRule="auto" w:after="0" w:before="240"/>
+        <w:spacing w:before="240" w:line="240" w:lineRule="auto"/>
       </w:pPr>
       <w:r>
         <w:rPr>
-          <w:rFonts w:ascii="Times New Roman" w:hAnsi="Times New Roman" w:eastAsia="Times New Roman"/>
-          <w:b w:val="0"/>
-          <w:i w:val="0"/>
           <w:sz w:val="20"/>
         </w:rPr>
         <w:t>Nota. Seis corridas, todas válidas, sin errores inesperados. Perfil de 15 usuarios virtuales, más corto que el local porque la red limita la carga que puede generarse de forma remota.</w:t>
@@ -2615,57 +2634,38 @@
     </w:p>
     <w:p>
       <w:pPr>
-        <w:spacing w:line="480" w:lineRule="auto" w:after="0" w:before="240"/>
+        <w:spacing w:before="240"/>
       </w:pPr>
       <w:r>
         <w:rPr>
-          <w:rFonts w:ascii="Times New Roman" w:hAnsi="Times New Roman" w:eastAsia="Times New Roman"/>
           <w:b/>
-          <w:i w:val="0"/>
-          <w:sz w:val="24"/>
         </w:rPr>
         <w:t>Ambos entornos coinciden.</w:t>
       </w:r>
     </w:p>
     <w:p>
       <w:pPr>
-        <w:spacing w:line="480" w:lineRule="auto" w:after="0" w:before="0"/>
         <w:ind w:firstLine="720"/>
       </w:pPr>
       <w:r>
-        <w:rPr>
-          <w:rFonts w:ascii="Times New Roman" w:hAnsi="Times New Roman" w:eastAsia="Times New Roman"/>
-          <w:b w:val="0"/>
-          <w:i w:val="0"/>
-          <w:sz w:val="24"/>
-        </w:rPr>
         <w:t>El resultado más valioso del ejercicio no es la cifra en la nube, sino su coincidencia con la del entorno local.</w:t>
       </w:r>
     </w:p>
     <w:p>
       <w:pPr>
-        <w:spacing w:line="480" w:lineRule="auto" w:after="0" w:before="240"/>
+        <w:spacing w:before="240"/>
       </w:pPr>
       <w:r>
         <w:rPr>
-          <w:rFonts w:ascii="Times New Roman" w:hAnsi="Times New Roman" w:eastAsia="Times New Roman"/>
           <w:b/>
-          <w:i w:val="0"/>
-          <w:sz w:val="24"/>
         </w:rPr>
         <w:t>Tabla 6</w:t>
       </w:r>
     </w:p>
     <w:p>
-      <w:pPr>
-        <w:spacing w:line="480" w:lineRule="auto" w:after="0" w:before="0"/>
-      </w:pPr>
       <w:r>
         <w:rPr>
-          <w:rFonts w:ascii="Times New Roman" w:hAnsi="Times New Roman" w:eastAsia="Times New Roman"/>
-          <w:b w:val="0"/>
           <w:i/>
-          <w:sz w:val="24"/>
         </w:rPr>
         <w:t>Comparación del overhead entre los dos entornos</w:t>
       </w:r>
@@ -2673,8 +2673,8 @@
     <w:tbl>
       <w:tblPr>
         <w:tblStyle w:val="Tablaconcuadrcula"/>
-        <w:tblW w:type="auto" w:w="0"/>
-        <w:tblLook w:firstColumn="1" w:firstRow="1" w:lastColumn="0" w:lastRow="0" w:noHBand="0" w:noVBand="1" w:val="04A0"/>
+        <w:tblW w:w="0" w:type="auto"/>
+        <w:tblLook w:val="04A0" w:firstRow="1" w:lastRow="0" w:firstColumn="1" w:lastColumn="0" w:noHBand="0" w:noVBand="1"/>
       </w:tblPr>
       <w:tblGrid>
         <w:gridCol w:w="3120"/>
@@ -2684,7 +2684,7 @@
       <w:tr>
         <w:tc>
           <w:tcPr>
-            <w:tcW w:type="dxa" w:w="3120"/>
+            <w:tcW w:w="3120" w:type="dxa"/>
           </w:tcPr>
           <w:p>
             <w:pPr>
@@ -2692,7 +2692,6 @@
             </w:pPr>
             <w:r>
               <w:rPr>
-                <w:rFonts w:ascii="Times New Roman" w:hAnsi="Times New Roman"/>
                 <w:b/>
                 <w:sz w:val="20"/>
               </w:rPr>
@@ -2702,7 +2701,7 @@
         </w:tc>
         <w:tc>
           <w:tcPr>
-            <w:tcW w:type="dxa" w:w="3120"/>
+            <w:tcW w:w="3120" w:type="dxa"/>
           </w:tcPr>
           <w:p>
             <w:pPr>
@@ -2710,7 +2709,6 @@
             </w:pPr>
             <w:r>
               <w:rPr>
-                <w:rFonts w:ascii="Times New Roman" w:hAnsi="Times New Roman"/>
                 <w:b/>
                 <w:sz w:val="20"/>
               </w:rPr>
@@ -2720,7 +2718,7 @@
         </w:tc>
         <w:tc>
           <w:tcPr>
-            <w:tcW w:type="dxa" w:w="3120"/>
+            <w:tcW w:w="3120" w:type="dxa"/>
           </w:tcPr>
           <w:p>
             <w:pPr>
@@ -2728,7 +2726,6 @@
             </w:pPr>
             <w:r>
               <w:rPr>
-                <w:rFonts w:ascii="Times New Roman" w:hAnsi="Times New Roman"/>
                 <w:b/>
                 <w:sz w:val="20"/>
               </w:rPr>
@@ -2740,7 +2737,7 @@
       <w:tr>
         <w:tc>
           <w:tcPr>
-            <w:tcW w:type="dxa" w:w="3120"/>
+            <w:tcW w:w="3120" w:type="dxa"/>
           </w:tcPr>
           <w:p>
             <w:pPr>
@@ -2748,7 +2745,6 @@
             </w:pPr>
             <w:r>
               <w:rPr>
-                <w:rFonts w:ascii="Times New Roman" w:hAnsi="Times New Roman"/>
                 <w:sz w:val="20"/>
               </w:rPr>
               <w:t>Latencia p50</w:t>
@@ -2757,7 +2753,7 @@
         </w:tc>
         <w:tc>
           <w:tcPr>
-            <w:tcW w:type="dxa" w:w="3120"/>
+            <w:tcW w:w="3120" w:type="dxa"/>
           </w:tcPr>
           <w:p>
             <w:pPr>
@@ -2765,7 +2761,6 @@
             </w:pPr>
             <w:r>
               <w:rPr>
-                <w:rFonts w:ascii="Times New Roman" w:hAnsi="Times New Roman"/>
                 <w:sz w:val="20"/>
               </w:rPr>
               <w:t>+23,6 %</w:t>
@@ -2774,7 +2769,7 @@
         </w:tc>
         <w:tc>
           <w:tcPr>
-            <w:tcW w:type="dxa" w:w="3120"/>
+            <w:tcW w:w="3120" w:type="dxa"/>
           </w:tcPr>
           <w:p>
             <w:pPr>
@@ -2782,7 +2777,6 @@
             </w:pPr>
             <w:r>
               <w:rPr>
-                <w:rFonts w:ascii="Times New Roman" w:hAnsi="Times New Roman"/>
                 <w:sz w:val="20"/>
               </w:rPr>
               <w:t>+21,6 %</w:t>
@@ -2793,7 +2787,7 @@
       <w:tr>
         <w:tc>
           <w:tcPr>
-            <w:tcW w:type="dxa" w:w="3120"/>
+            <w:tcW w:w="3120" w:type="dxa"/>
           </w:tcPr>
           <w:p>
             <w:pPr>
@@ -2801,7 +2795,6 @@
             </w:pPr>
             <w:r>
               <w:rPr>
-                <w:rFonts w:ascii="Times New Roman" w:hAnsi="Times New Roman"/>
                 <w:sz w:val="20"/>
               </w:rPr>
               <w:t>Rendimiento</w:t>
@@ -2810,7 +2803,7 @@
         </w:tc>
         <w:tc>
           <w:tcPr>
-            <w:tcW w:type="dxa" w:w="3120"/>
+            <w:tcW w:w="3120" w:type="dxa"/>
           </w:tcPr>
           <w:p>
             <w:pPr>
@@ -2818,7 +2811,6 @@
             </w:pPr>
             <w:r>
               <w:rPr>
-                <w:rFonts w:ascii="Times New Roman" w:hAnsi="Times New Roman"/>
                 <w:sz w:val="20"/>
               </w:rPr>
               <w:t>−19,7 %</w:t>
@@ -2827,7 +2819,7 @@
         </w:tc>
         <w:tc>
           <w:tcPr>
-            <w:tcW w:type="dxa" w:w="3120"/>
+            <w:tcW w:w="3120" w:type="dxa"/>
           </w:tcPr>
           <w:p>
             <w:pPr>
@@ -2835,7 +2827,6 @@
             </w:pPr>
             <w:r>
               <w:rPr>
-                <w:rFonts w:ascii="Times New Roman" w:hAnsi="Times New Roman"/>
                 <w:sz w:val="20"/>
               </w:rPr>
               <w:t>−16,8 %</w:t>
@@ -2846,7 +2837,7 @@
       <w:tr>
         <w:tc>
           <w:tcPr>
-            <w:tcW w:type="dxa" w:w="3120"/>
+            <w:tcW w:w="3120" w:type="dxa"/>
           </w:tcPr>
           <w:p>
             <w:pPr>
@@ -2854,7 +2845,6 @@
             </w:pPr>
             <w:r>
               <w:rPr>
-                <w:rFonts w:ascii="Times New Roman" w:hAnsi="Times New Roman"/>
                 <w:sz w:val="20"/>
               </w:rPr>
               <w:t>Memoria</w:t>
@@ -2863,7 +2853,7 @@
         </w:tc>
         <w:tc>
           <w:tcPr>
-            <w:tcW w:type="dxa" w:w="3120"/>
+            <w:tcW w:w="3120" w:type="dxa"/>
           </w:tcPr>
           <w:p>
             <w:pPr>
@@ -2871,7 +2861,6 @@
             </w:pPr>
             <w:r>
               <w:rPr>
-                <w:rFonts w:ascii="Times New Roman" w:hAnsi="Times New Roman"/>
                 <w:sz w:val="20"/>
               </w:rPr>
               <w:t>+7 %</w:t>
@@ -2880,7 +2869,7 @@
         </w:tc>
         <w:tc>
           <w:tcPr>
-            <w:tcW w:type="dxa" w:w="3120"/>
+            <w:tcW w:w="3120" w:type="dxa"/>
           </w:tcPr>
           <w:p>
             <w:pPr>
@@ -2888,7 +2877,6 @@
             </w:pPr>
             <w:r>
               <w:rPr>
-                <w:rFonts w:ascii="Times New Roman" w:hAnsi="Times New Roman"/>
                 <w:sz w:val="20"/>
               </w:rPr>
               <w:t>+10 %</w:t>
@@ -2899,13 +2887,10 @@
     </w:tbl>
     <w:p>
       <w:pPr>
-        <w:spacing w:line="240" w:lineRule="auto" w:after="0" w:before="240"/>
+        <w:spacing w:before="240" w:line="240" w:lineRule="auto"/>
       </w:pPr>
       <w:r>
         <w:rPr>
-          <w:rFonts w:ascii="Times New Roman" w:hAnsi="Times New Roman" w:eastAsia="Times New Roman"/>
-          <w:b w:val="0"/>
-          <w:i w:val="0"/>
           <w:sz w:val="20"/>
         </w:rPr>
         <w:t>Nota. Hardware, sistema operativo y perfil de carga distintos.</w:t>
@@ -2913,44 +2898,55 @@
     </w:p>
     <w:p>
       <w:pPr>
-        <w:spacing w:line="480" w:lineRule="auto" w:after="0" w:before="0"/>
         <w:ind w:firstLine="720"/>
       </w:pPr>
       <w:r>
-        <w:rPr>
-          <w:rFonts w:ascii="Times New Roman" w:hAnsi="Times New Roman" w:eastAsia="Times New Roman"/>
-          <w:b w:val="0"/>
-          <w:i w:val="0"/>
-          <w:sz w:val="24"/>
-        </w:rPr>
         <w:t>Que dos entornos tan diferentes arrojen la misma magnitud constituye la mejor validación disponible del resultado: el sobrecosto de instrumentar es una propiedad del SDK y no un artefacto del equipo de pruebas.</w:t>
       </w:r>
     </w:p>
     <w:p>
       <w:pPr>
-        <w:spacing w:line="480" w:lineRule="auto" w:after="0" w:before="0"/>
         <w:ind w:firstLine="720"/>
       </w:pPr>
       <w:r>
-        <w:rPr>
-          <w:rFonts w:ascii="Times New Roman" w:hAnsi="Times New Roman" w:eastAsia="Times New Roman"/>
-          <w:b w:val="0"/>
-          <w:i w:val="0"/>
-          <w:sz w:val="24"/>
-        </w:rPr>
         <w:t>El percentil 99 es la única métrica que se aparta, con un incremento del 4,8 % frente al 34 % local, y la desviación confirma la interpretación anterior en lugar de contradecirla: en la nube el sistema operaba al 18 % de procesador y no saturado, de modo que no existía cola que amplificara el extremo de la distribución. El efecto sobre el percentil 99 depende de la utilización; el costo de servicio, no.</w:t>
       </w:r>
     </w:p>
     <w:p>
       <w:pPr>
         <w:spacing w:before="240"/>
-      </w:pPr>
+        <w:rPr>
+          <w:b/>
+        </w:rPr>
+      </w:pPr>
+    </w:p>
+    <w:p>
+      <w:pPr>
+        <w:spacing w:before="240"/>
+      </w:pPr>
+      <w:proofErr w:type="spellStart"/>
       <w:r>
         <w:rPr>
           <w:b/>
         </w:rPr>
-        <w:t>Conclusiones y Recomendaciones</w:t>
+        <w:lastRenderedPageBreak/>
+        <w:t>Conclusiones</w:t>
       </w:r>
+      <w:proofErr w:type="spellEnd"/>
+      <w:r>
+        <w:rPr>
+          <w:b/>
+        </w:rPr>
+        <w:t xml:space="preserve"> y </w:t>
+      </w:r>
+      <w:proofErr w:type="spellStart"/>
+      <w:r>
+        <w:rPr>
+          <w:b/>
+        </w:rPr>
+        <w:t>Recomendaciones</w:t>
+      </w:r>
+      <w:proofErr w:type="spellEnd"/>
     </w:p>
     <w:p>
       <w:pPr>
@@ -2965,10 +2961,7 @@
         <w:ind w:firstLine="720"/>
       </w:pPr>
       <w:r>
-        <w:t>L</w:t>
-      </w:r>
-      <w:r>
-        <w:t xml:space="preserve">a </w:t>
+        <w:t xml:space="preserve">La </w:t>
       </w:r>
       <w:proofErr w:type="spellStart"/>
       <w:r>
@@ -2984,7 +2977,15 @@
       </w:r>
       <w:proofErr w:type="spellEnd"/>
       <w:r>
-        <w:t xml:space="preserve"> su destino y la migración se resuelve en la configuración del Collector, no en el código.</w:t>
+        <w:t xml:space="preserve"> </w:t>
+      </w:r>
+      <w:proofErr w:type="spellStart"/>
+      <w:r>
+        <w:t>su</w:t>
+      </w:r>
+      <w:proofErr w:type="spellEnd"/>
+      <w:r>
+        <w:t xml:space="preserve"> destino y la migración se resuelve en la configuración del Collector, no en el código.</w:t>
       </w:r>
     </w:p>
     <w:p>
@@ -2992,11 +2993,7 @@
         <w:ind w:firstLine="720"/>
       </w:pPr>
       <w:r>
-        <w:t xml:space="preserve">La distribución del sobrecosto orienta esa estrategia en sentido contrario al habitual: como dos tercios se consumen dentro de la aplicación, el muestreo en el Collector solo reduciría el tercio restante, pues el gasto ya ocurrió antes de que el Collector recibiera los datos. La palanca efectiva es el muestreo en origen, que evita crear el span; su contrapartida es la pérdida </w:t>
-      </w:r>
-      <w:r>
-        <w:lastRenderedPageBreak/>
-        <w:t>de trazas de error, ya que la decisión se toma al inicio, y se mitiga conservando métricas y registros íntegros, señales mucho más económicas (Beyer et al., 2018). Se recomienda muestreo íntegro en servicios críticos o de bajo volumen, y entre 10 % y 20 % en origen para servicios de alto volumen sin holgura de procesador.</w:t>
+        <w:t>La distribución del sobrecosto orienta esa estrategia en sentido contrario al habitual: como dos tercios se consumen dentro de la aplicación, el muestreo en el Collector solo reduciría el tercio restante, pues el gasto ya ocurrió antes de que el Collector recibiera los datos. La palanca efectiva es el muestreo en origen, que evita crear el span; su contrapartida es la pérdida de trazas de error, ya que la decisión se toma al inicio, y se mitiga conservando métricas y registros íntegros, señales mucho más económicas (Beyer et al., 2018). Se recomienda muestreo íntegro en servicios críticos o de bajo volumen, y entre 10 % y 20 % en origen para servicios de alto volumen sin holgura de procesador.</w:t>
       </w:r>
     </w:p>
     <w:p>
